--- a/plantillas_maestras/01_seguro_vehicular/negativa_cobertura/2_o_mas_ddos_varios/varon/TPL_1508_2025_SEGURO_VEHICULAR_NEGATIVA_COBERTURA_ASEGURADORA_VARON_R237.docx
+++ b/plantillas_maestras/01_seguro_vehicular/negativa_cobertura/2_o_mas_ddos_varios/varon/TPL_1508_2025_SEGURO_VEHICULAR_NEGATIVA_COBERTURA_ASEGURADORA_VARON_R237.docx
@@ -32,7 +32,7 @@
           <w:b/>
           <w:color w:val="auto"/>
         </w:rPr>
-        <w:t>N°</w:t>
+        <w:t/>
       </w:r>
       <w:proofErr w:type="spellEnd"/>
       <w:r>
@@ -118,7 +118,7 @@
           <w:b/>
           <w:color w:val="auto"/>
         </w:rPr>
-        <w:t>N°</w:t>
+        <w:t/>
       </w:r>
       <w:proofErr w:type="spellEnd"/>
       <w:r>
@@ -412,7 +412,7 @@
           <w:color w:val="auto"/>
         </w:rPr>
         <w:tab/>
-        <w:t xml:space="preserve">      </w:t>
+        <w:t xml:space="preserve"> </w:t>
       </w:r>
       <w:r>
         <w:rPr>
@@ -698,7 +698,7 @@
           <w:rFonts w:ascii="Arial Narrow" w:hAnsi="Arial Narrow"/>
           <w:color w:val="auto"/>
         </w:rPr>
-        <w:t>N°</w:t>
+        <w:t/>
       </w:r>
       <w:proofErr w:type="spellEnd"/>
       <w:r>
@@ -788,7 +788,7 @@
         <w:rPr>
           <w:rFonts w:ascii="Arial Narrow" w:hAnsi="Arial Narrow"/>
         </w:rPr>
-        <w:t>N°</w:t>
+        <w:t/>
       </w:r>
       <w:proofErr w:type="spellEnd"/>
       <w:r>
@@ -802,7 +802,7 @@
         <w:rPr>
           <w:rFonts w:ascii="Arial Narrow" w:hAnsi="Arial Narrow"/>
         </w:rPr>
-        <w:t>N°</w:t>
+        <w:t/>
       </w:r>
       <w:proofErr w:type="spellEnd"/>
       <w:r>
@@ -1155,7 +1155,7 @@
         <w:rPr>
           <w:rFonts w:ascii="Arial Narrow" w:hAnsi="Arial Narrow"/>
         </w:rPr>
-        <w:t>N°</w:t>
+        <w:t/>
       </w:r>
       <w:proofErr w:type="spellEnd"/>
       <w:r>
@@ -1249,7 +1249,7 @@
         <w:rPr>
           <w:rFonts w:ascii="Arial Narrow" w:hAnsi="Arial Narrow"/>
         </w:rPr>
-        <w:t>N°</w:t>
+        <w:t/>
       </w:r>
       <w:proofErr w:type="spellEnd"/>
       <w:r>
@@ -1364,7 +1364,7 @@
         <w:rPr>
           <w:rFonts w:ascii="Arial Narrow" w:hAnsi="Arial Narrow"/>
         </w:rPr>
-        <w:t>otorgar la cobertura correspondiente al siniestro N.º 341036606 del vehículo de placa BCE-770; y, (</w:t>
+        <w:t>otorgar la cobertura correspondiente al siniestro 341036606 del vehículo de placa BCE-770; y, (</w:t>
       </w:r>
       <w:proofErr w:type="spellStart"/>
       <w:r>
@@ -1384,7 +1384,7 @@
         <w:rPr>
           <w:rFonts w:ascii="Arial Narrow" w:hAnsi="Arial Narrow"/>
         </w:rPr>
-        <w:t xml:space="preserve"> a lo estipulado en la Póliza N.º 340084703</w:t>
+        <w:t xml:space="preserve"> a lo estipulado en la Póliza 340084703</w:t>
       </w:r>
       <w:r>
         <w:rPr>
@@ -1455,7 +1455,7 @@
         <w:rPr>
           <w:rFonts w:ascii="Arial Narrow" w:hAnsi="Arial Narrow"/>
         </w:rPr>
-        <w:t>, la Secretaría Técnica de la Comisión de Protección al Consumidor N°1 (en adelante, Secretaría Técnica), mediante Resolución N°1, requirió que</w:t>
+        <w:t>, la Secretaría Técnica de la Comisión de Protección al Consumidor 1 (en adelante, Secretaría Técnica), mediante Resolución 1, requirió que</w:t>
       </w:r>
       <w:r>
         <w:rPr>
@@ -1552,7 +1552,7 @@
           <w:rFonts w:ascii="Arial Narrow" w:eastAsia="Times New Roman" w:hAnsi="Arial Narrow"/>
           <w:color w:val="000000" w:themeColor="text1"/>
         </w:rPr>
-        <w:t>N°</w:t>
+        <w:t/>
       </w:r>
       <w:proofErr w:type="spellEnd"/>
       <w:r>
@@ -1759,7 +1759,7 @@
         <w:rPr>
           <w:rFonts w:ascii="Arial Narrow" w:hAnsi="Arial Narrow"/>
         </w:rPr>
-        <w:t>Nº</w:t>
+        <w:t/>
       </w:r>
       <w:proofErr w:type="spellEnd"/>
       <w:r>
@@ -1797,7 +1797,7 @@
         <w:rPr>
           <w:rFonts w:ascii="Arial Narrow" w:hAnsi="Arial Narrow"/>
         </w:rPr>
-        <w:t>N°</w:t>
+        <w:t/>
       </w:r>
       <w:proofErr w:type="spellEnd"/>
       <w:r>
@@ -1965,14 +1965,14 @@
         <w:rPr>
           <w:rFonts w:ascii="Arial Narrow" w:hAnsi="Arial Narrow"/>
         </w:rPr>
-        <w:t xml:space="preserve">El numeral 2.1 del artículo 2° de la Directiva </w:t>
+        <w:t xml:space="preserve">El numeral 2.1 del artículo 2 de la Directiva </w:t>
       </w:r>
       <w:proofErr w:type="spellStart"/>
       <w:r>
         <w:rPr>
           <w:rFonts w:ascii="Arial Narrow" w:hAnsi="Arial Narrow"/>
         </w:rPr>
-        <w:t>N°</w:t>
+        <w:t/>
       </w:r>
       <w:proofErr w:type="spellEnd"/>
       <w:r>
@@ -1998,7 +1998,7 @@
         <w:rPr>
           <w:rFonts w:ascii="Arial Narrow" w:hAnsi="Arial Narrow"/>
         </w:rPr>
-        <w:t>Nº</w:t>
+        <w:t/>
       </w:r>
       <w:proofErr w:type="spellEnd"/>
       <w:r>
@@ -2064,7 +2064,7 @@
         <w:rPr>
           <w:rFonts w:ascii="Arial Narrow" w:hAnsi="Arial Narrow"/>
         </w:rPr>
-        <w:t>Asimismo, el literal d) del numeral 2.1 del artículo 2° de la Directiva señala que podrá ser confidencial la información declarada como reservada por ley, tales como la información proveniente de los datos personales, de terceras personas ajenas al procedimiento; y, la protegida por la regulación del secreto bancario, tributario, comercial, industrial, empresarial, tecnológico y bursátil.</w:t>
+        <w:t>Asimismo, el literal d) del numeral 2.1 del artículo 2 de la Directiva señala que podrá ser confidencial la información declarada como reservada por ley, tales como la información proveniente de los datos personales, de terceras personas ajenas al procedimiento; y, la protegida por la regulación del secreto bancario, tributario, comercial, industrial, empresarial, tecnológico y bursátil.</w:t>
       </w:r>
     </w:p>
     <w:p>
@@ -2650,7 +2650,7 @@
           <w:rStyle w:val="normaltextrun"/>
           <w:rFonts w:ascii="Arial Narrow" w:hAnsi="Arial Narrow"/>
         </w:rPr>
-        <w:t xml:space="preserve">, el numeral 2.1 del artículo 2° de la Directiva </w:t>
+        <w:t xml:space="preserve">, el numeral 2.1 del artículo 2 de la Directiva </w:t>
       </w:r>
       <w:proofErr w:type="spellStart"/>
       <w:r>
@@ -2658,7 +2658,7 @@
           <w:rStyle w:val="normaltextrun"/>
           <w:rFonts w:ascii="Arial Narrow" w:hAnsi="Arial Narrow"/>
         </w:rPr>
-        <w:t>N°</w:t>
+        <w:t/>
       </w:r>
       <w:proofErr w:type="spellEnd"/>
       <w:r>
@@ -2700,7 +2700,7 @@
           <w:rStyle w:val="normaltextrun"/>
           <w:rFonts w:ascii="Arial Narrow" w:hAnsi="Arial Narrow"/>
         </w:rPr>
-        <w:t xml:space="preserve">Por otro lado, el artículo 85° del Texto Único Ordenado del Código Tributario (en adelante, el Código Tributario), aprobado mediante Decreto Supremo </w:t>
+        <w:t xml:space="preserve">Por otro lado, el artículo 85 del Texto Único Ordenado del Código Tributario (en adelante, el Código Tributario), aprobado mediante Decreto Supremo </w:t>
       </w:r>
       <w:proofErr w:type="spellStart"/>
       <w:r>
@@ -2708,7 +2708,7 @@
           <w:rStyle w:val="normaltextrun"/>
           <w:rFonts w:ascii="Arial Narrow" w:hAnsi="Arial Narrow"/>
         </w:rPr>
-        <w:t>N°</w:t>
+        <w:t/>
       </w:r>
       <w:proofErr w:type="spellEnd"/>
       <w:r>
@@ -2868,7 +2868,7 @@
           <w:rStyle w:val="normaltextrun"/>
           <w:rFonts w:ascii="Arial Narrow" w:hAnsi="Arial Narrow"/>
         </w:rPr>
-        <w:t>Al respecto, la Secretaria Técnica considera que la referida información posee carácter reservado, en tanto revela la cuantía de las ventas de Fondos; por lo que corresponde declarar la confidencialidad, en atención a lo dispuesto en el artículo 85° del Código Tributario.</w:t>
+        <w:t>Al respecto, la Secretaria Técnica considera que la referida información posee carácter reservado, en tanto revela la cuantía de las ventas de Fondos; por lo que corresponde declarar la confidencialidad, en atención a lo dispuesto en el artículo 85 del Código Tributario.</w:t>
       </w:r>
     </w:p>
     <w:p>
@@ -2901,7 +2901,7 @@
           <w:rFonts w:ascii="Arial Narrow" w:hAnsi="Arial Narrow"/>
           <w:color w:val="auto"/>
         </w:rPr>
-        <w:t>En consecuencia, conforme a lo dispuesto en el artículo 85° del Código Tributario, la Secretaría Técnica considera que corresponde declarar la confidencialidad de la información contenida en las copias de las declaraciones juradas mensuales (PDT-IGV Renta mensual) del Impuesto General a las Ventas (IGV) e Impuesto a la Renta (IR)</w:t>
+        <w:t>En consecuencia, conforme a lo dispuesto en el artículo 85 del Código Tributario, la Secretaría Técnica considera que corresponde declarar la confidencialidad de la información contenida en las copias de las declaraciones juradas mensuales (PDT-IGV Renta mensual) del Impuesto General a las Ventas (IGV) e Impuesto a la Renta (IR)</w:t>
       </w:r>
       <w:r>
         <w:rPr>
@@ -2967,7 +2967,7 @@
           <w:b/>
           <w:bCs/>
         </w:rPr>
-        <w:t>N°</w:t>
+        <w:t/>
       </w:r>
       <w:proofErr w:type="spellEnd"/>
       <w:r>
@@ -2976,7 +2976,7 @@
           <w:b/>
           <w:bCs/>
         </w:rPr>
-        <w:t xml:space="preserve">  </w:t>
+        <w:t xml:space="preserve"> </w:t>
       </w:r>
       <w:r>
         <w:rPr>
@@ -3017,7 +3017,7 @@
           <w:b/>
           <w:bCs/>
         </w:rPr>
-        <w:t>Nº</w:t>
+        <w:t/>
       </w:r>
       <w:proofErr w:type="spellEnd"/>
       <w:r>
@@ -3318,7 +3318,7 @@
           <w:b/>
           <w:bCs/>
         </w:rPr>
-        <w:t>N°</w:t>
+        <w:t/>
       </w:r>
       <w:proofErr w:type="spellEnd"/>
       <w:r>
@@ -3327,7 +3327,7 @@
           <w:b/>
           <w:bCs/>
         </w:rPr>
-        <w:t xml:space="preserve">  2 denominado “20252844890038790900051672372025284489” de la pieza </w:t>
+        <w:t xml:space="preserve"> 2 denominado “20252844890038790900051672372025284489” de la pieza </w:t>
       </w:r>
       <w:proofErr w:type="spellStart"/>
       <w:r>
@@ -3336,7 +3336,7 @@
           <w:b/>
           <w:bCs/>
         </w:rPr>
-        <w:t>Nº</w:t>
+        <w:t/>
       </w:r>
       <w:proofErr w:type="spellEnd"/>
       <w:r>
@@ -3585,7 +3585,7 @@
           <w:bCs/>
           <w:color w:val="000000" w:themeColor="text1"/>
         </w:rPr>
-        <w:t>N°</w:t>
+        <w:t/>
       </w:r>
       <w:proofErr w:type="spellEnd"/>
       <w:r>
@@ -3901,7 +3901,7 @@
           <w:sz w:val="16"/>
           <w:szCs w:val="16"/>
         </w:rPr>
-        <w:t xml:space="preserve">          </w:t>
+        <w:t xml:space="preserve"> </w:t>
       </w:r>
       <w:r>
         <w:rPr>
@@ -3926,7 +3926,7 @@
           <w:sz w:val="16"/>
           <w:szCs w:val="16"/>
         </w:rPr>
-        <w:t>N°</w:t>
+        <w:t/>
       </w:r>
       <w:proofErr w:type="spellEnd"/>
       <w:r>
@@ -4002,7 +4002,7 @@
           <w:sz w:val="16"/>
           <w:szCs w:val="16"/>
         </w:rPr>
-        <w:t>Nº</w:t>
+        <w:t/>
       </w:r>
       <w:proofErr w:type="spellEnd"/>
       <w:r>
@@ -4022,7 +4022,7 @@
           <w:sz w:val="16"/>
           <w:szCs w:val="16"/>
         </w:rPr>
-        <w:t>Nº</w:t>
+        <w:t/>
       </w:r>
       <w:proofErr w:type="spellEnd"/>
       <w:r>
@@ -4811,7 +4811,7 @@
           <w:sz w:val="16"/>
           <w:szCs w:val="16"/>
         </w:rPr>
-        <w:t>Nº</w:t>
+        <w:t/>
       </w:r>
       <w:proofErr w:type="spellEnd"/>
       <w:r>
@@ -4831,7 +4831,7 @@
           <w:sz w:val="16"/>
           <w:szCs w:val="16"/>
         </w:rPr>
-        <w:t>Nº</w:t>
+        <w:t/>
       </w:r>
       <w:proofErr w:type="spellEnd"/>
       <w:r>
@@ -5002,7 +5002,7 @@
           <w:sz w:val="16"/>
           <w:szCs w:val="16"/>
         </w:rPr>
-        <w:t>N°</w:t>
+        <w:t/>
       </w:r>
       <w:proofErr w:type="spellEnd"/>
       <w:r>
@@ -5131,7 +5131,7 @@
           <w:sz w:val="16"/>
           <w:szCs w:val="16"/>
         </w:rPr>
-        <w:t>N°</w:t>
+        <w:t/>
       </w:r>
       <w:proofErr w:type="spellEnd"/>
       <w:r>
@@ -5153,7 +5153,7 @@
           <w:sz w:val="16"/>
           <w:szCs w:val="16"/>
         </w:rPr>
-        <w:t>N°</w:t>
+        <w:t/>
       </w:r>
       <w:proofErr w:type="spellEnd"/>
       <w:r>
@@ -5406,7 +5406,7 @@
               <w:sz w:val="16"/>
               <w:szCs w:val="16"/>
             </w:rPr>
-            <w:t xml:space="preserve">SECRETARIA TÉCNICA DE LA    </w:t>
+            <w:t xml:space="preserve">SECRETARIA TÉCNICA DE LA </w:t>
           </w:r>
         </w:p>
         <w:p>

--- a/plantillas_maestras/01_seguro_vehicular/negativa_cobertura/2_o_mas_ddos_varios/varon/TPL_1508_2025_SEGURO_VEHICULAR_NEGATIVA_COBERTURA_ASEGURADORA_VARON_R237.docx
+++ b/plantillas_maestras/01_seguro_vehicular/negativa_cobertura/2_o_mas_ddos_varios/varon/TPL_1508_2025_SEGURO_VEHICULAR_NEGATIVA_COBERTURA_ASEGURADORA_VARON_R237.docx
@@ -195,7 +195,7 @@
           <w:b/>
           <w:color w:val="auto"/>
         </w:rPr>
-        <w:t>DENUNCIANTE</w:t>
+        <w:t xml:space="preserve">DENUNCIANTE: [DENUNCIANTE] ([APELLIDO] )</w:t>
       </w:r>
       <w:r>
         <w:rPr>
@@ -219,7 +219,7 @@
           <w:b/>
           <w:color w:val="auto"/>
         </w:rPr>
-        <w:t>:</w:t>
+        <w:t/>
       </w:r>
       <w:r>
         <w:rPr>
@@ -227,7 +227,7 @@
           <w:b/>
           <w:color w:val="auto"/>
         </w:rPr>
-        <w:t xml:space="preserve"> </w:t>
+        <w:t xml:space="preserve"/>
       </w:r>
       <w:r>
         <w:rPr>
@@ -243,7 +243,7 @@
           <w:b/>
           <w:color w:val="auto"/>
         </w:rPr>
-        <w:t xml:space="preserve">SERVICIO DE CONSULTORES ANDINOS S.A. </w:t>
+        <w:t xml:space="preserve"/>
       </w:r>
       <w:r>
         <w:rPr>
@@ -251,7 +251,7 @@
           <w:b/>
           <w:color w:val="auto"/>
         </w:rPr>
-        <w:t>(</w:t>
+        <w:t/>
       </w:r>
       <w:r>
         <w:rPr>
@@ -259,7 +259,7 @@
           <w:b/>
           <w:color w:val="auto"/>
         </w:rPr>
-        <w:t>CONSULTORES ANDINOS</w:t>
+        <w:t/>
       </w:r>
       <w:r>
         <w:rPr>
@@ -267,7 +267,7 @@
           <w:b/>
           <w:color w:val="auto"/>
         </w:rPr>
-        <w:t>)</w:t>
+        <w:t/>
       </w:r>
     </w:p>
     <w:p>
@@ -291,7 +291,7 @@
           <w:b/>
           <w:color w:val="auto"/>
         </w:rPr>
-        <w:t>DENUNCIADO</w:t>
+        <w:t xml:space="preserve">DENUNCIADO: LA POSITIVA SEGUROS Y REASEGUROS [APELLIDO]A. (LA POSITIVA)</w:t>
       </w:r>
       <w:r>
         <w:rPr>
@@ -307,7 +307,7 @@
           <w:b/>
           <w:color w:val="auto"/>
         </w:rPr>
-        <w:t>:</w:t>
+        <w:t/>
       </w:r>
       <w:r>
         <w:rPr>
@@ -315,7 +315,7 @@
           <w:b/>
           <w:color w:val="auto"/>
         </w:rPr>
-        <w:t xml:space="preserve"> </w:t>
+        <w:t xml:space="preserve"/>
       </w:r>
       <w:r>
         <w:rPr>
@@ -331,7 +331,7 @@
           <w:b/>
           <w:color w:val="auto"/>
         </w:rPr>
-        <w:t xml:space="preserve">LA POSITIVA SEGUROS Y REASEGUROS S.A.A. </w:t>
+        <w:t xml:space="preserve"/>
       </w:r>
       <w:r>
         <w:rPr>
@@ -339,7 +339,7 @@
           <w:b/>
           <w:color w:val="auto"/>
         </w:rPr>
-        <w:t>(</w:t>
+        <w:t/>
       </w:r>
       <w:r>
         <w:rPr>
@@ -347,7 +347,7 @@
           <w:b/>
           <w:color w:val="auto"/>
         </w:rPr>
-        <w:t>LA POSITIVA</w:t>
+        <w:t/>
       </w:r>
       <w:r>
         <w:rPr>
@@ -355,7 +355,7 @@
           <w:b/>
           <w:color w:val="auto"/>
         </w:rPr>
-        <w:t>)</w:t>
+        <w:t/>
       </w:r>
     </w:p>
     <w:p>
@@ -571,126 +571,126 @@
           <w:rFonts w:ascii="Arial Narrow" w:hAnsi="Arial Narrow"/>
           <w:color w:val="auto"/>
         </w:rPr>
-        <w:t xml:space="preserve">Mediante escrito </w:t>
-      </w:r>
-      <w:r>
-        <w:rPr>
-          <w:rFonts w:ascii="Arial Narrow" w:hAnsi="Arial Narrow"/>
-          <w:color w:val="auto"/>
-        </w:rPr>
-        <w:t>del</w:t>
-      </w:r>
-      <w:r>
-        <w:rPr>
-          <w:rFonts w:ascii="Arial Narrow" w:hAnsi="Arial Narrow"/>
-          <w:color w:val="auto"/>
-        </w:rPr>
-        <w:t xml:space="preserve"> </w:t>
-      </w:r>
-      <w:r>
-        <w:rPr>
-          <w:rFonts w:ascii="Arial Narrow" w:hAnsi="Arial Narrow"/>
-          <w:color w:val="auto"/>
-        </w:rPr>
-        <w:t xml:space="preserve">27 de junio de </w:t>
-      </w:r>
-      <w:r>
-        <w:rPr>
-          <w:rFonts w:ascii="Arial Narrow" w:hAnsi="Arial Narrow"/>
-          <w:color w:val="auto"/>
-        </w:rPr>
-        <w:t>2025</w:t>
-      </w:r>
-      <w:r>
-        <w:rPr>
-          <w:rFonts w:ascii="Arial Narrow" w:hAnsi="Arial Narrow"/>
-          <w:color w:val="auto"/>
-        </w:rPr>
-        <w:t xml:space="preserve">, subsanado con </w:t>
-      </w:r>
-      <w:r>
-        <w:rPr>
-          <w:rFonts w:ascii="Arial Narrow" w:hAnsi="Arial Narrow"/>
-          <w:color w:val="auto"/>
-        </w:rPr>
-        <w:t xml:space="preserve">el escrito del </w:t>
-      </w:r>
-      <w:r>
-        <w:rPr>
-          <w:rFonts w:ascii="Arial Narrow" w:hAnsi="Arial Narrow"/>
-          <w:color w:val="auto"/>
-        </w:rPr>
-        <w:t>7 de agosto de 2025 y complementado con el escrito del 7 de agosto de 2025</w:t>
-      </w:r>
-      <w:r>
-        <w:rPr>
-          <w:rFonts w:ascii="Arial Narrow" w:hAnsi="Arial Narrow"/>
-          <w:color w:val="auto"/>
-        </w:rPr>
-        <w:t>,</w:t>
-      </w:r>
-      <w:r>
-        <w:rPr>
-          <w:rFonts w:ascii="Arial Narrow" w:hAnsi="Arial Narrow"/>
-          <w:color w:val="auto"/>
-        </w:rPr>
-        <w:t xml:space="preserve"> </w:t>
-      </w:r>
-      <w:r>
-        <w:rPr>
-          <w:rFonts w:ascii="Arial Narrow" w:hAnsi="Arial Narrow"/>
-          <w:color w:val="auto"/>
-        </w:rPr>
-        <w:t xml:space="preserve">presentado por el señor </w:t>
-      </w:r>
-      <w:r>
-        <w:rPr>
-          <w:rFonts w:ascii="Arial Narrow" w:hAnsi="Arial Narrow"/>
-          <w:color w:val="auto"/>
-        </w:rPr>
-        <w:t>Edgar Velasco Velásquez, en representación de Consultores Andinos</w:t>
-      </w:r>
-      <w:r>
-        <w:rPr>
-          <w:rFonts w:ascii="Arial Narrow" w:hAnsi="Arial Narrow"/>
-          <w:color w:val="auto"/>
-        </w:rPr>
-        <w:t xml:space="preserve">, </w:t>
-      </w:r>
-      <w:r>
-        <w:rPr>
-          <w:rFonts w:ascii="Arial Narrow" w:hAnsi="Arial Narrow"/>
-          <w:color w:val="auto"/>
-        </w:rPr>
-        <w:t xml:space="preserve">denunció </w:t>
-      </w:r>
-      <w:r>
-        <w:rPr>
-          <w:rFonts w:ascii="Arial Narrow" w:hAnsi="Arial Narrow"/>
-          <w:color w:val="auto"/>
-        </w:rPr>
-        <w:t xml:space="preserve">a </w:t>
-      </w:r>
-      <w:r>
-        <w:rPr>
-          <w:rFonts w:ascii="Arial Narrow" w:hAnsi="Arial Narrow"/>
-          <w:color w:val="auto"/>
-        </w:rPr>
-        <w:t xml:space="preserve">La Positiva </w:t>
-      </w:r>
-      <w:r>
-        <w:rPr>
-          <w:rFonts w:ascii="Arial Narrow" w:hAnsi="Arial Narrow"/>
-          <w:color w:val="auto"/>
-        </w:rPr>
-        <w:t xml:space="preserve">por </w:t>
-      </w:r>
-      <w:r>
-        <w:rPr>
-          <w:rFonts w:ascii="Arial Narrow" w:hAnsi="Arial Narrow"/>
-          <w:color w:val="auto"/>
-        </w:rPr>
-        <w:t>presuntas infracciones a la Ley </w:t>
+        <w:t xml:space="preserve">Mediante escrito del 27 de junio de 2025, subsanado con el escrito del 7 de agosto de 2025 y complementado con el escrito del 7 de agosto de 2025, presentado por el señor [APELLIDO] Velasco Velásquez, en representación [APELLIDO] , denunció a La Positiva por presuntas infracciones a la Ley  29571, Código de Protección y Defensa del Consumidor (en adelante, Código), señalando lo siguiente: </w:t>
+      </w:r>
+      <w:r>
+        <w:rPr>
+          <w:rFonts w:ascii="Arial Narrow" w:hAnsi="Arial Narrow"/>
+          <w:color w:val="auto"/>
+        </w:rPr>
+        <w:t/>
+      </w:r>
+      <w:r>
+        <w:rPr>
+          <w:rFonts w:ascii="Arial Narrow" w:hAnsi="Arial Narrow"/>
+          <w:color w:val="auto"/>
+        </w:rPr>
+        <w:t xml:space="preserve"/>
+      </w:r>
+      <w:r>
+        <w:rPr>
+          <w:rFonts w:ascii="Arial Narrow" w:hAnsi="Arial Narrow"/>
+          <w:color w:val="auto"/>
+        </w:rPr>
+        <w:t xml:space="preserve"/>
+      </w:r>
+      <w:r>
+        <w:rPr>
+          <w:rFonts w:ascii="Arial Narrow" w:hAnsi="Arial Narrow"/>
+          <w:color w:val="auto"/>
+        </w:rPr>
+        <w:t/>
+      </w:r>
+      <w:r>
+        <w:rPr>
+          <w:rFonts w:ascii="Arial Narrow" w:hAnsi="Arial Narrow"/>
+          <w:color w:val="auto"/>
+        </w:rPr>
+        <w:t xml:space="preserve"/>
+      </w:r>
+      <w:r>
+        <w:rPr>
+          <w:rFonts w:ascii="Arial Narrow" w:hAnsi="Arial Narrow"/>
+          <w:color w:val="auto"/>
+        </w:rPr>
+        <w:t xml:space="preserve"/>
+      </w:r>
+      <w:r>
+        <w:rPr>
+          <w:rFonts w:ascii="Arial Narrow" w:hAnsi="Arial Narrow"/>
+          <w:color w:val="auto"/>
+        </w:rPr>
+        <w:t/>
+      </w:r>
+      <w:r>
+        <w:rPr>
+          <w:rFonts w:ascii="Arial Narrow" w:hAnsi="Arial Narrow"/>
+          <w:color w:val="auto"/>
+        </w:rPr>
+        <w:t/>
+      </w:r>
+      <w:r>
+        <w:rPr>
+          <w:rFonts w:ascii="Arial Narrow" w:hAnsi="Arial Narrow"/>
+          <w:color w:val="auto"/>
+        </w:rPr>
+        <w:t xml:space="preserve"/>
+      </w:r>
+      <w:r>
+        <w:rPr>
+          <w:rFonts w:ascii="Arial Narrow" w:hAnsi="Arial Narrow"/>
+          <w:color w:val="auto"/>
+        </w:rPr>
+        <w:t xml:space="preserve"/>
+      </w:r>
+      <w:r>
+        <w:rPr>
+          <w:rFonts w:ascii="Arial Narrow" w:hAnsi="Arial Narrow"/>
+          <w:color w:val="auto"/>
+        </w:rPr>
+        <w:t/>
+      </w:r>
+      <w:r>
+        <w:rPr>
+          <w:rFonts w:ascii="Arial Narrow" w:hAnsi="Arial Narrow"/>
+          <w:color w:val="auto"/>
+        </w:rPr>
+        <w:t xml:space="preserve"/>
+      </w:r>
+      <w:r>
+        <w:rPr>
+          <w:rFonts w:ascii="Arial Narrow" w:hAnsi="Arial Narrow"/>
+          <w:color w:val="auto"/>
+        </w:rPr>
+        <w:t xml:space="preserve"/>
+      </w:r>
+      <w:r>
+        <w:rPr>
+          <w:rFonts w:ascii="Arial Narrow" w:hAnsi="Arial Narrow"/>
+          <w:color w:val="auto"/>
+        </w:rPr>
+        <w:t xml:space="preserve"/>
+      </w:r>
+      <w:r>
+        <w:rPr>
+          <w:rFonts w:ascii="Arial Narrow" w:hAnsi="Arial Narrow"/>
+          <w:color w:val="auto"/>
+        </w:rPr>
+        <w:t xml:space="preserve"/>
+      </w:r>
+      <w:r>
+        <w:rPr>
+          <w:rFonts w:ascii="Arial Narrow" w:hAnsi="Arial Narrow"/>
+          <w:color w:val="auto"/>
+        </w:rPr>
+        <w:t xml:space="preserve"/>
+      </w:r>
+      <w:r>
+        <w:rPr>
+          <w:rFonts w:ascii="Arial Narrow" w:hAnsi="Arial Narrow"/>
+          <w:color w:val="auto"/>
+        </w:rPr>
+        <w:t/>
       </w:r>
       <w:proofErr w:type="spellStart"/>
       <w:r>
@@ -706,14 +706,14 @@
           <w:rFonts w:ascii="Arial Narrow" w:hAnsi="Arial Narrow"/>
           <w:color w:val="auto"/>
         </w:rPr>
-        <w:t xml:space="preserve"> 29571, </w:t>
-      </w:r>
-      <w:r>
-        <w:rPr>
-          <w:rFonts w:ascii="Arial Narrow" w:hAnsi="Arial Narrow"/>
-          <w:color w:val="auto"/>
-        </w:rPr>
-        <w:t>Código de Protección y Defensa del Consumidor (en adelante, Código)</w:t>
+        <w:t xml:space="preserve"/>
+      </w:r>
+      <w:r>
+        <w:rPr>
+          <w:rFonts w:ascii="Arial Narrow" w:hAnsi="Arial Narrow"/>
+          <w:color w:val="auto"/>
+        </w:rPr>
+        <w:t/>
       </w:r>
       <w:r>
         <w:rPr>
@@ -729,14 +729,14 @@
           <w:color w:val="auto"/>
           <w:vertAlign w:val="superscript"/>
         </w:rPr>
-        <w:t>,</w:t>
-      </w:r>
-      <w:r>
-        <w:rPr>
-          <w:rFonts w:ascii="Arial Narrow" w:hAnsi="Arial Narrow"/>
-          <w:color w:val="auto"/>
-        </w:rPr>
-        <w:t xml:space="preserve"> señalando lo siguiente: </w:t>
+        <w:t/>
+      </w:r>
+      <w:r>
+        <w:rPr>
+          <w:rFonts w:ascii="Arial Narrow" w:hAnsi="Arial Narrow"/>
+          <w:color w:val="auto"/>
+        </w:rPr>
+        <w:t xml:space="preserve"/>
       </w:r>
     </w:p>
     <w:p>
@@ -965,50 +965,50 @@
         <w:rPr>
           <w:rFonts w:ascii="Arial Narrow" w:hAnsi="Arial Narrow"/>
         </w:rPr>
-        <w:t xml:space="preserve">El 8 de mayo de 2024, ocurrió un siniestro que afectó al vehículo asegurado. Dio aviso oportuno del siniestro y presentó la documentación requerida, incluyendo informes del servicio de grúa de </w:t>
-      </w:r>
-      <w:r>
-        <w:rPr>
-          <w:rFonts w:ascii="Arial Narrow" w:hAnsi="Arial Narrow"/>
-          <w:color w:val="auto"/>
-        </w:rPr>
-        <w:t>La Positiva</w:t>
-      </w:r>
-      <w:r>
-        <w:rPr>
-          <w:rFonts w:ascii="Arial Narrow" w:hAnsi="Arial Narrow"/>
-        </w:rPr>
-        <w:t xml:space="preserve"> </w:t>
-      </w:r>
-      <w:r>
-        <w:rPr>
-          <w:rFonts w:ascii="Arial Narrow" w:hAnsi="Arial Narrow"/>
-        </w:rPr>
-        <w:t xml:space="preserve">y del taller </w:t>
-      </w:r>
-      <w:r>
-        <w:rPr>
-          <w:rFonts w:ascii="Arial Narrow" w:hAnsi="Arial Narrow"/>
-        </w:rPr>
-        <w:t>del concesionario</w:t>
-      </w:r>
-      <w:r>
-        <w:rPr>
-          <w:rFonts w:ascii="Arial Narrow" w:hAnsi="Arial Narrow"/>
-        </w:rPr>
-        <w:t>, los cuales no registraron daños preexistentes en el vehículo</w:t>
-      </w:r>
-      <w:r>
-        <w:rPr>
-          <w:rFonts w:ascii="Arial Narrow" w:hAnsi="Arial Narrow"/>
-        </w:rPr>
-        <w:t xml:space="preserve"> asegurado</w:t>
-      </w:r>
-      <w:r>
-        <w:rPr>
-          <w:rFonts w:ascii="Arial Narrow" w:hAnsi="Arial Narrow"/>
-        </w:rPr>
-        <w:t>.</w:t>
+        <w:t xml:space="preserve">El 8 de mayo de 2024, ocurrió un siniestro que afectó al vehículo asegurado. Dio aviso oportuno del siniestro y presentó la documentación requerida, incluyendo informes [APELLIDO] de grúa de La Positiva y del taller del concesionario, los cuales no registraron daños preexistentes en el vehículo asegurado.</w:t>
+      </w:r>
+      <w:r>
+        <w:rPr>
+          <w:rFonts w:ascii="Arial Narrow" w:hAnsi="Arial Narrow"/>
+          <w:color w:val="auto"/>
+        </w:rPr>
+        <w:t/>
+      </w:r>
+      <w:r>
+        <w:rPr>
+          <w:rFonts w:ascii="Arial Narrow" w:hAnsi="Arial Narrow"/>
+        </w:rPr>
+        <w:t xml:space="preserve"/>
+      </w:r>
+      <w:r>
+        <w:rPr>
+          <w:rFonts w:ascii="Arial Narrow" w:hAnsi="Arial Narrow"/>
+        </w:rPr>
+        <w:t xml:space="preserve"/>
+      </w:r>
+      <w:r>
+        <w:rPr>
+          <w:rFonts w:ascii="Arial Narrow" w:hAnsi="Arial Narrow"/>
+        </w:rPr>
+        <w:t/>
+      </w:r>
+      <w:r>
+        <w:rPr>
+          <w:rFonts w:ascii="Arial Narrow" w:hAnsi="Arial Narrow"/>
+        </w:rPr>
+        <w:t/>
+      </w:r>
+      <w:r>
+        <w:rPr>
+          <w:rFonts w:ascii="Arial Narrow" w:hAnsi="Arial Narrow"/>
+        </w:rPr>
+        <w:t xml:space="preserve"/>
+      </w:r>
+      <w:r>
+        <w:rPr>
+          <w:rFonts w:ascii="Arial Narrow" w:hAnsi="Arial Narrow"/>
+        </w:rPr>
+        <w:t/>
       </w:r>
     </w:p>
     <w:p>
@@ -1304,111 +1304,111 @@
           <w:rFonts w:ascii="Arial Narrow" w:hAnsi="Arial Narrow"/>
           <w:color w:val="auto"/>
         </w:rPr>
-        <w:t>Consultores Andinos</w:t>
-      </w:r>
-      <w:r>
-        <w:rPr>
-          <w:rFonts w:ascii="Arial Narrow" w:hAnsi="Arial Narrow"/>
-        </w:rPr>
-        <w:t xml:space="preserve"> </w:t>
-      </w:r>
-      <w:r>
-        <w:rPr>
-          <w:rFonts w:ascii="Arial Narrow" w:hAnsi="Arial Narrow"/>
-        </w:rPr>
-        <w:t xml:space="preserve">solicitó, en calidad </w:t>
+        <w:t xml:space="preserve">[APELLIDO] solicitó, en calidad de medida correctiva, que La Positiva cumpla con: (i) otorgar la cobertura correspondiente al siniestro 341036606 del vehículo de placa BCE-770; y, (ii) pagar la indemnización conforme a lo estipulado en la Póliza 340084703. Asimismo, requirió el reembolso de costos y costas del presente procedimiento.</w:t>
+      </w:r>
+      <w:r>
+        <w:rPr>
+          <w:rFonts w:ascii="Arial Narrow" w:hAnsi="Arial Narrow"/>
+        </w:rPr>
+        <w:t xml:space="preserve"/>
+      </w:r>
+      <w:r>
+        <w:rPr>
+          <w:rFonts w:ascii="Arial Narrow" w:hAnsi="Arial Narrow"/>
+        </w:rPr>
+        <w:t xml:space="preserve"/>
       </w:r>
       <w:bookmarkStart w:id="2" w:name="_Hlk97713383"/>
       <w:r>
         <w:rPr>
           <w:rFonts w:ascii="Arial Narrow" w:hAnsi="Arial Narrow"/>
         </w:rPr>
-        <w:t xml:space="preserve">de medida correctiva, </w:t>
+        <w:t xml:space="preserve"/>
       </w:r>
       <w:bookmarkEnd w:id="2"/>
       <w:r>
         <w:rPr>
           <w:rFonts w:ascii="Arial Narrow" w:hAnsi="Arial Narrow"/>
         </w:rPr>
-        <w:t xml:space="preserve">que </w:t>
-      </w:r>
-      <w:r>
-        <w:rPr>
-          <w:rFonts w:ascii="Arial Narrow" w:hAnsi="Arial Narrow"/>
-          <w:color w:val="auto"/>
-        </w:rPr>
-        <w:t xml:space="preserve">La Positiva </w:t>
-      </w:r>
-      <w:r>
-        <w:rPr>
-          <w:rFonts w:ascii="Arial Narrow" w:hAnsi="Arial Narrow"/>
-        </w:rPr>
-        <w:t xml:space="preserve">cumpla </w:t>
-      </w:r>
-      <w:r>
-        <w:rPr>
-          <w:rFonts w:ascii="Arial Narrow" w:hAnsi="Arial Narrow"/>
-        </w:rPr>
-        <w:t>co</w:t>
-      </w:r>
-      <w:r>
-        <w:rPr>
-          <w:rFonts w:ascii="Arial Narrow" w:hAnsi="Arial Narrow"/>
-        </w:rPr>
-        <w:t>n: (i)</w:t>
-      </w:r>
-      <w:r>
-        <w:t xml:space="preserve"> </w:t>
-      </w:r>
-      <w:r>
-        <w:rPr>
-          <w:rFonts w:ascii="Arial Narrow" w:hAnsi="Arial Narrow"/>
-        </w:rPr>
-        <w:t>otorgar la cobertura correspondiente al siniestro 341036606 del vehículo de placa BCE-770; y, (</w:t>
+        <w:t xml:space="preserve"/>
+      </w:r>
+      <w:r>
+        <w:rPr>
+          <w:rFonts w:ascii="Arial Narrow" w:hAnsi="Arial Narrow"/>
+          <w:color w:val="auto"/>
+        </w:rPr>
+        <w:t xml:space="preserve"/>
+      </w:r>
+      <w:r>
+        <w:rPr>
+          <w:rFonts w:ascii="Arial Narrow" w:hAnsi="Arial Narrow"/>
+        </w:rPr>
+        <w:t xml:space="preserve"/>
+      </w:r>
+      <w:r>
+        <w:rPr>
+          <w:rFonts w:ascii="Arial Narrow" w:hAnsi="Arial Narrow"/>
+        </w:rPr>
+        <w:t/>
+      </w:r>
+      <w:r>
+        <w:rPr>
+          <w:rFonts w:ascii="Arial Narrow" w:hAnsi="Arial Narrow"/>
+        </w:rPr>
+        <w:t/>
+      </w:r>
+      <w:r>
+        <w:t xml:space="preserve"/>
+      </w:r>
+      <w:r>
+        <w:rPr>
+          <w:rFonts w:ascii="Arial Narrow" w:hAnsi="Arial Narrow"/>
+        </w:rPr>
+        <w:t/>
       </w:r>
       <w:proofErr w:type="spellStart"/>
       <w:r>
         <w:rPr>
           <w:rFonts w:ascii="Arial Narrow" w:hAnsi="Arial Narrow"/>
         </w:rPr>
-        <w:t>ii</w:t>
+        <w:t/>
       </w:r>
       <w:proofErr w:type="spellEnd"/>
       <w:r>
         <w:rPr>
           <w:rFonts w:ascii="Arial Narrow" w:hAnsi="Arial Narrow"/>
         </w:rPr>
-        <w:t>) pagar la indemnización conforme</w:t>
-      </w:r>
-      <w:r>
-        <w:rPr>
-          <w:rFonts w:ascii="Arial Narrow" w:hAnsi="Arial Narrow"/>
-        </w:rPr>
-        <w:t xml:space="preserve"> a lo estipulado en la Póliza 340084703</w:t>
-      </w:r>
-      <w:r>
-        <w:rPr>
-          <w:rFonts w:ascii="Arial Narrow" w:hAnsi="Arial Narrow"/>
-        </w:rPr>
-        <w:t>.</w:t>
-      </w:r>
-      <w:r>
-        <w:rPr>
-          <w:rFonts w:ascii="Arial Narrow" w:hAnsi="Arial Narrow"/>
-        </w:rPr>
-        <w:t xml:space="preserve"> </w:t>
-      </w:r>
-      <w:r>
-        <w:rPr>
-          <w:rFonts w:ascii="Arial Narrow" w:hAnsi="Arial Narrow"/>
-        </w:rPr>
-        <w:t>Asimismo, requirió el reembolso de costos y costas del presente procedimiento</w:t>
-      </w:r>
-      <w:r>
-        <w:rPr>
-          <w:rFonts w:ascii="Arial Narrow" w:hAnsi="Arial Narrow"/>
-        </w:rPr>
-        <w:t>.</w:t>
+        <w:t/>
+      </w:r>
+      <w:r>
+        <w:rPr>
+          <w:rFonts w:ascii="Arial Narrow" w:hAnsi="Arial Narrow"/>
+        </w:rPr>
+        <w:t xml:space="preserve"/>
+      </w:r>
+      <w:r>
+        <w:rPr>
+          <w:rFonts w:ascii="Arial Narrow" w:hAnsi="Arial Narrow"/>
+        </w:rPr>
+        <w:t/>
+      </w:r>
+      <w:r>
+        <w:rPr>
+          <w:rFonts w:ascii="Arial Narrow" w:hAnsi="Arial Narrow"/>
+        </w:rPr>
+        <w:t xml:space="preserve"/>
+      </w:r>
+      <w:r>
+        <w:rPr>
+          <w:rFonts w:ascii="Arial Narrow" w:hAnsi="Arial Narrow"/>
+        </w:rPr>
+        <w:t/>
+      </w:r>
+      <w:r>
+        <w:rPr>
+          <w:rFonts w:ascii="Arial Narrow" w:hAnsi="Arial Narrow"/>
+        </w:rPr>
+        <w:t/>
       </w:r>
     </w:p>
     <w:p>
@@ -1443,44 +1443,44 @@
         <w:rPr>
           <w:rFonts w:ascii="Arial Narrow" w:hAnsi="Arial Narrow"/>
         </w:rPr>
-        <w:t xml:space="preserve">El </w:t>
-      </w:r>
-      <w:r>
-        <w:rPr>
-          <w:rFonts w:ascii="Arial Narrow" w:hAnsi="Arial Narrow"/>
-        </w:rPr>
-        <w:t>31 de julio de 2025</w:t>
-      </w:r>
-      <w:r>
-        <w:rPr>
-          <w:rFonts w:ascii="Arial Narrow" w:hAnsi="Arial Narrow"/>
-        </w:rPr>
-        <w:t>, la Secretaría Técnica de la Comisión de Protección al Consumidor 1 (en adelante, Secretaría Técnica), mediante Resolución 1, requirió que</w:t>
-      </w:r>
-      <w:r>
-        <w:rPr>
-          <w:rFonts w:ascii="Arial Narrow" w:hAnsi="Arial Narrow"/>
-        </w:rPr>
-        <w:t xml:space="preserve"> </w:t>
-      </w:r>
-      <w:r>
-        <w:rPr>
-          <w:rFonts w:ascii="Arial Narrow" w:hAnsi="Arial Narrow"/>
-          <w:color w:val="auto"/>
-        </w:rPr>
-        <w:t>Consultores Andinos</w:t>
-      </w:r>
-      <w:r>
-        <w:rPr>
-          <w:rFonts w:ascii="Arial Narrow" w:hAnsi="Arial Narrow"/>
-        </w:rPr>
-        <w:t xml:space="preserve"> </w:t>
-      </w:r>
-      <w:r>
-        <w:rPr>
-          <w:rFonts w:ascii="Arial Narrow" w:hAnsi="Arial Narrow"/>
-        </w:rPr>
-        <w:t xml:space="preserve">cumpla con lo siguiente: </w:t>
+        <w:t xml:space="preserve">El 31 de julio de 2025, la Secretaría Técnica de la Comisión de Protección al Consumidor 1 (en adelante, Secretaría Técnica), mediante Resolución 1, requirió que [APELLIDO] cumpla con lo siguiente: </w:t>
+      </w:r>
+      <w:r>
+        <w:rPr>
+          <w:rFonts w:ascii="Arial Narrow" w:hAnsi="Arial Narrow"/>
+        </w:rPr>
+        <w:t/>
+      </w:r>
+      <w:r>
+        <w:rPr>
+          <w:rFonts w:ascii="Arial Narrow" w:hAnsi="Arial Narrow"/>
+        </w:rPr>
+        <w:t/>
+      </w:r>
+      <w:r>
+        <w:rPr>
+          <w:rFonts w:ascii="Arial Narrow" w:hAnsi="Arial Narrow"/>
+        </w:rPr>
+        <w:t xml:space="preserve"/>
+      </w:r>
+      <w:r>
+        <w:rPr>
+          <w:rFonts w:ascii="Arial Narrow" w:hAnsi="Arial Narrow"/>
+          <w:color w:val="auto"/>
+        </w:rPr>
+        <w:t/>
+      </w:r>
+      <w:r>
+        <w:rPr>
+          <w:rFonts w:ascii="Arial Narrow" w:hAnsi="Arial Narrow"/>
+        </w:rPr>
+        <w:t xml:space="preserve"/>
+      </w:r>
+      <w:r>
+        <w:rPr>
+          <w:rFonts w:ascii="Arial Narrow" w:hAnsi="Arial Narrow"/>
+        </w:rPr>
+        <w:t xml:space="preserve"/>
       </w:r>
     </w:p>
     <w:p>
@@ -1630,81 +1630,81 @@
           <w:rFonts w:ascii="Arial Narrow" w:hAnsi="Arial Narrow"/>
           <w:color w:val="auto"/>
         </w:rPr>
-        <w:t>El</w:t>
-      </w:r>
-      <w:r>
-        <w:rPr>
-          <w:rFonts w:ascii="Arial Narrow" w:hAnsi="Arial Narrow"/>
-          <w:color w:val="auto"/>
-        </w:rPr>
-        <w:t xml:space="preserve"> </w:t>
-      </w:r>
-      <w:r>
-        <w:rPr>
-          <w:rFonts w:ascii="Arial Narrow" w:hAnsi="Arial Narrow"/>
-          <w:color w:val="auto"/>
-        </w:rPr>
-        <w:t>7 de agosto de 2025</w:t>
-      </w:r>
-      <w:r>
-        <w:rPr>
-          <w:rFonts w:ascii="Arial Narrow" w:hAnsi="Arial Narrow"/>
-        </w:rPr>
-        <w:t xml:space="preserve">, </w:t>
-      </w:r>
-      <w:r>
-        <w:rPr>
-          <w:rFonts w:ascii="Arial Narrow" w:hAnsi="Arial Narrow"/>
-          <w:color w:val="auto"/>
-        </w:rPr>
-        <w:t>Consultores Andinos</w:t>
-      </w:r>
-      <w:r>
-        <w:rPr>
-          <w:rFonts w:ascii="Arial Narrow" w:hAnsi="Arial Narrow"/>
-          <w:color w:val="auto"/>
-        </w:rPr>
-        <w:t xml:space="preserve"> </w:t>
-      </w:r>
-      <w:r>
-        <w:rPr>
-          <w:rFonts w:ascii="Arial Narrow" w:hAnsi="Arial Narrow"/>
-          <w:color w:val="auto"/>
-        </w:rPr>
-        <w:t xml:space="preserve">presentó un escrito, a través del cual adjuntó las declaraciones mensuales (PDT-IGV Renta mensual) del Impuesto General a las Ventas (IGV) e Impuesto a la Renta (IR) completas del ejercicio correspondiente al </w:t>
-      </w:r>
-      <w:r>
-        <w:rPr>
-          <w:rFonts w:ascii="Arial Narrow" w:hAnsi="Arial Narrow"/>
-          <w:color w:val="auto"/>
-        </w:rPr>
-        <w:t xml:space="preserve">año </w:t>
-      </w:r>
-      <w:r>
-        <w:rPr>
-          <w:rFonts w:ascii="Arial Narrow" w:hAnsi="Arial Narrow"/>
-          <w:color w:val="auto"/>
-        </w:rPr>
-        <w:t>2024</w:t>
-      </w:r>
-      <w:r>
-        <w:rPr>
-          <w:rFonts w:ascii="Arial Narrow" w:hAnsi="Arial Narrow"/>
-          <w:color w:val="auto"/>
-        </w:rPr>
-        <w:t xml:space="preserve">, </w:t>
-      </w:r>
-      <w:r>
-        <w:rPr>
-          <w:rFonts w:ascii="Arial Narrow" w:hAnsi="Arial Narrow"/>
-        </w:rPr>
-        <w:t>cuya</w:t>
-      </w:r>
-      <w:r>
-        <w:rPr>
-          <w:rFonts w:ascii="Arial Narrow" w:hAnsi="Arial Narrow"/>
-        </w:rPr>
-        <w:t xml:space="preserve"> confidencialidad será evaluada.</w:t>
+        <w:t xml:space="preserve">El 7 de agosto de 2025, [APELLIDO] presentó un escrito, a través del cual adjuntó las declaraciones mensuales (PDT-IGV Renta mensual) del Impuesto General a las Ventas (IGV) e Impuesto a la Renta (IR) completas del ejercicio correspondiente al año 2024, cuya confidencialidad será evaluada.</w:t>
+      </w:r>
+      <w:r>
+        <w:rPr>
+          <w:rFonts w:ascii="Arial Narrow" w:hAnsi="Arial Narrow"/>
+          <w:color w:val="auto"/>
+        </w:rPr>
+        <w:t xml:space="preserve"/>
+      </w:r>
+      <w:r>
+        <w:rPr>
+          <w:rFonts w:ascii="Arial Narrow" w:hAnsi="Arial Narrow"/>
+          <w:color w:val="auto"/>
+        </w:rPr>
+        <w:t/>
+      </w:r>
+      <w:r>
+        <w:rPr>
+          <w:rFonts w:ascii="Arial Narrow" w:hAnsi="Arial Narrow"/>
+        </w:rPr>
+        <w:t xml:space="preserve"/>
+      </w:r>
+      <w:r>
+        <w:rPr>
+          <w:rFonts w:ascii="Arial Narrow" w:hAnsi="Arial Narrow"/>
+          <w:color w:val="auto"/>
+        </w:rPr>
+        <w:t/>
+      </w:r>
+      <w:r>
+        <w:rPr>
+          <w:rFonts w:ascii="Arial Narrow" w:hAnsi="Arial Narrow"/>
+          <w:color w:val="auto"/>
+        </w:rPr>
+        <w:t xml:space="preserve"/>
+      </w:r>
+      <w:r>
+        <w:rPr>
+          <w:rFonts w:ascii="Arial Narrow" w:hAnsi="Arial Narrow"/>
+          <w:color w:val="auto"/>
+        </w:rPr>
+        <w:t xml:space="preserve"/>
+      </w:r>
+      <w:r>
+        <w:rPr>
+          <w:rFonts w:ascii="Arial Narrow" w:hAnsi="Arial Narrow"/>
+          <w:color w:val="auto"/>
+        </w:rPr>
+        <w:t xml:space="preserve"/>
+      </w:r>
+      <w:r>
+        <w:rPr>
+          <w:rFonts w:ascii="Arial Narrow" w:hAnsi="Arial Narrow"/>
+          <w:color w:val="auto"/>
+        </w:rPr>
+        <w:t/>
+      </w:r>
+      <w:r>
+        <w:rPr>
+          <w:rFonts w:ascii="Arial Narrow" w:hAnsi="Arial Narrow"/>
+          <w:color w:val="auto"/>
+        </w:rPr>
+        <w:t xml:space="preserve"/>
+      </w:r>
+      <w:r>
+        <w:rPr>
+          <w:rFonts w:ascii="Arial Narrow" w:hAnsi="Arial Narrow"/>
+        </w:rPr>
+        <w:t/>
+      </w:r>
+      <w:r>
+        <w:rPr>
+          <w:rFonts w:ascii="Arial Narrow" w:hAnsi="Arial Narrow"/>
+        </w:rPr>
+        <w:t xml:space="preserve"/>
       </w:r>
     </w:p>
     <w:p>
@@ -1740,19 +1740,19 @@
         <w:rPr>
           <w:rFonts w:ascii="Arial Narrow" w:hAnsi="Arial Narrow"/>
         </w:rPr>
-        <w:t>E</w:t>
-      </w:r>
-      <w:r>
-        <w:rPr>
-          <w:rFonts w:ascii="Arial Narrow" w:hAnsi="Arial Narrow"/>
-        </w:rPr>
-        <w:t xml:space="preserve">l 19 de julio de 2023, </w:t>
-      </w:r>
-      <w:r>
-        <w:rPr>
-          <w:rFonts w:ascii="Arial Narrow" w:hAnsi="Arial Narrow"/>
-        </w:rPr>
-        <w:t xml:space="preserve">el Pleno de la Comisión de Protección al Consumidor </w:t>
+        <w:t xml:space="preserve">El 19 de julio de 2023, el Pleno de la Comisión de Protección al Consumidor  1 (en adelante, Comisión) acordó delegar a la Secretaría Técnica de la Comisión de Protección al Consumidor  1 (en adelante, la Secretaría Técnica) la facultad de calificar y declarar la confidencialidad de la información solicitada a pedido de parte o de oficio, en el marco de la tramitación de los procedimientos de protección al consumidor, en primera y segunda instancia administrativa. En ese sentido, corresponde emitir un pronunciamiento respecto a la confidencialidad de la documentación presentada por [APELLIDO] . </w:t>
+      </w:r>
+      <w:r>
+        <w:rPr>
+          <w:rFonts w:ascii="Arial Narrow" w:hAnsi="Arial Narrow"/>
+        </w:rPr>
+        <w:t xml:space="preserve"/>
+      </w:r>
+      <w:r>
+        <w:rPr>
+          <w:rFonts w:ascii="Arial Narrow" w:hAnsi="Arial Narrow"/>
+        </w:rPr>
+        <w:t xml:space="preserve"/>
       </w:r>
       <w:proofErr w:type="spellStart"/>
       <w:r>
@@ -1766,31 +1766,31 @@
         <w:rPr>
           <w:rFonts w:ascii="Arial Narrow" w:hAnsi="Arial Narrow"/>
         </w:rPr>
-        <w:t xml:space="preserve"> 1 (en adelante, Comisión) </w:t>
-      </w:r>
-      <w:r>
-        <w:rPr>
-          <w:rFonts w:ascii="Arial Narrow" w:hAnsi="Arial Narrow"/>
-        </w:rPr>
-        <w:t>acordó delegar</w:t>
-      </w:r>
-      <w:r>
-        <w:rPr>
-          <w:rFonts w:ascii="Arial Narrow" w:hAnsi="Arial Narrow"/>
-        </w:rPr>
-        <w:t xml:space="preserve"> a la Secretaría Técnica </w:t>
-      </w:r>
-      <w:r>
-        <w:rPr>
-          <w:rFonts w:ascii="Arial Narrow" w:hAnsi="Arial Narrow"/>
-        </w:rPr>
-        <w:t xml:space="preserve">de la Comisión </w:t>
-      </w:r>
-      <w:r>
-        <w:rPr>
-          <w:rFonts w:ascii="Arial Narrow" w:hAnsi="Arial Narrow"/>
-        </w:rPr>
-        <w:t xml:space="preserve">de Protección al Consumidor </w:t>
+        <w:t xml:space="preserve"/>
+      </w:r>
+      <w:r>
+        <w:rPr>
+          <w:rFonts w:ascii="Arial Narrow" w:hAnsi="Arial Narrow"/>
+        </w:rPr>
+        <w:t/>
+      </w:r>
+      <w:r>
+        <w:rPr>
+          <w:rFonts w:ascii="Arial Narrow" w:hAnsi="Arial Narrow"/>
+        </w:rPr>
+        <w:t xml:space="preserve"/>
+      </w:r>
+      <w:r>
+        <w:rPr>
+          <w:rFonts w:ascii="Arial Narrow" w:hAnsi="Arial Narrow"/>
+        </w:rPr>
+        <w:t xml:space="preserve"/>
+      </w:r>
+      <w:r>
+        <w:rPr>
+          <w:rFonts w:ascii="Arial Narrow" w:hAnsi="Arial Narrow"/>
+        </w:rPr>
+        <w:t xml:space="preserve"/>
       </w:r>
       <w:proofErr w:type="spellStart"/>
       <w:r>
@@ -1804,105 +1804,105 @@
         <w:rPr>
           <w:rFonts w:ascii="Arial Narrow" w:hAnsi="Arial Narrow"/>
         </w:rPr>
-        <w:t xml:space="preserve"> 1 (en adelante, la Secretaría Técnica</w:t>
-      </w:r>
-      <w:r>
-        <w:rPr>
-          <w:rFonts w:ascii="Arial Narrow" w:hAnsi="Arial Narrow"/>
-        </w:rPr>
-        <w:t xml:space="preserve">) </w:t>
-      </w:r>
-      <w:r>
-        <w:rPr>
-          <w:rFonts w:ascii="Arial Narrow" w:hAnsi="Arial Narrow"/>
-        </w:rPr>
-        <w:t>la facultad</w:t>
-      </w:r>
-      <w:r>
-        <w:rPr>
-          <w:rFonts w:ascii="Arial Narrow" w:hAnsi="Arial Narrow"/>
-        </w:rPr>
-        <w:t xml:space="preserve"> de</w:t>
-      </w:r>
-      <w:r>
-        <w:rPr>
-          <w:rFonts w:ascii="Arial Narrow" w:hAnsi="Arial Narrow"/>
-        </w:rPr>
-        <w:t xml:space="preserve"> </w:t>
-      </w:r>
-      <w:r>
-        <w:rPr>
-          <w:rFonts w:ascii="Arial Narrow" w:hAnsi="Arial Narrow"/>
-        </w:rPr>
-        <w:t xml:space="preserve">calificar y declarar la confidencialidad de la información solicitada </w:t>
-      </w:r>
-      <w:r>
-        <w:rPr>
-          <w:rFonts w:ascii="Arial Narrow" w:hAnsi="Arial Narrow"/>
-        </w:rPr>
-        <w:t>a</w:t>
-      </w:r>
-      <w:r>
-        <w:rPr>
-          <w:rFonts w:ascii="Arial Narrow" w:hAnsi="Arial Narrow"/>
-        </w:rPr>
-        <w:t xml:space="preserve"> pedido de parte o de oficio</w:t>
+        <w:t xml:space="preserve"/>
+      </w:r>
+      <w:r>
+        <w:rPr>
+          <w:rFonts w:ascii="Arial Narrow" w:hAnsi="Arial Narrow"/>
+        </w:rPr>
+        <w:t xml:space="preserve"/>
+      </w:r>
+      <w:r>
+        <w:rPr>
+          <w:rFonts w:ascii="Arial Narrow" w:hAnsi="Arial Narrow"/>
+        </w:rPr>
+        <w:t/>
+      </w:r>
+      <w:r>
+        <w:rPr>
+          <w:rFonts w:ascii="Arial Narrow" w:hAnsi="Arial Narrow"/>
+        </w:rPr>
+        <w:t xml:space="preserve"/>
+      </w:r>
+      <w:r>
+        <w:rPr>
+          <w:rFonts w:ascii="Arial Narrow" w:hAnsi="Arial Narrow"/>
+        </w:rPr>
+        <w:t xml:space="preserve"/>
+      </w:r>
+      <w:r>
+        <w:rPr>
+          <w:rFonts w:ascii="Arial Narrow" w:hAnsi="Arial Narrow"/>
+        </w:rPr>
+        <w:t xml:space="preserve"/>
+      </w:r>
+      <w:r>
+        <w:rPr>
+          <w:rFonts w:ascii="Arial Narrow" w:hAnsi="Arial Narrow"/>
+        </w:rPr>
+        <w:t/>
+      </w:r>
+      <w:r>
+        <w:rPr>
+          <w:rFonts w:ascii="Arial Narrow" w:hAnsi="Arial Narrow"/>
+        </w:rPr>
+        <w:t xml:space="preserve"/>
       </w:r>
       <w:r>
         <w:rPr>
           <w:rFonts w:ascii="Arial Narrow" w:hAnsi="Arial Narrow"/>
           <w:lang w:val="es-ES" w:eastAsia="es-ES"/>
         </w:rPr>
-        <w:t>, en el marco de la tramitación de los procedimientos de protección al consumidor, en primera y segunda instancia</w:t>
+        <w:t/>
       </w:r>
       <w:r>
         <w:rPr>
           <w:rFonts w:ascii="Arial Narrow" w:hAnsi="Arial Narrow"/>
           <w:lang w:val="es-ES" w:eastAsia="es-ES"/>
         </w:rPr>
-        <w:t xml:space="preserve"> administrativa</w:t>
+        <w:t xml:space="preserve"/>
       </w:r>
       <w:r>
         <w:rPr>
           <w:rFonts w:ascii="Arial Narrow" w:hAnsi="Arial Narrow"/>
           <w:lang w:val="es-ES" w:eastAsia="es-ES"/>
         </w:rPr>
-        <w:t xml:space="preserve">. En ese sentido, </w:t>
+        <w:t xml:space="preserve"/>
       </w:r>
       <w:r>
         <w:rPr>
           <w:rFonts w:ascii="Arial Narrow" w:hAnsi="Arial Narrow"/>
           <w:lang w:val="es-ES" w:eastAsia="es-ES"/>
         </w:rPr>
-        <w:t xml:space="preserve">corresponde emitir un pronunciamiento </w:t>
+        <w:t xml:space="preserve"/>
       </w:r>
       <w:r>
         <w:rPr>
           <w:rFonts w:ascii="Arial Narrow" w:hAnsi="Arial Narrow"/>
           <w:lang w:val="es-ES" w:eastAsia="es-ES"/>
         </w:rPr>
-        <w:t>respecto a la confidencialidad de la documentación presentada por</w:t>
+        <w:t/>
       </w:r>
       <w:r>
         <w:rPr>
           <w:rFonts w:ascii="Arial Narrow" w:hAnsi="Arial Narrow"/>
           <w:lang w:val="es-ES" w:eastAsia="es-ES"/>
         </w:rPr>
-        <w:t xml:space="preserve"> </w:t>
-      </w:r>
-      <w:r>
-        <w:rPr>
-          <w:rFonts w:ascii="Arial Narrow" w:hAnsi="Arial Narrow"/>
-          <w:color w:val="auto"/>
-        </w:rPr>
-        <w:t>Consultores Andinos</w:t>
-      </w:r>
-      <w:r>
-        <w:rPr>
-          <w:rFonts w:ascii="Arial Narrow" w:hAnsi="Arial Narrow"/>
-          <w:color w:val="auto"/>
-        </w:rPr>
-        <w:t xml:space="preserve">. </w:t>
+        <w:t xml:space="preserve"/>
+      </w:r>
+      <w:r>
+        <w:rPr>
+          <w:rFonts w:ascii="Arial Narrow" w:hAnsi="Arial Narrow"/>
+          <w:color w:val="auto"/>
+        </w:rPr>
+        <w:t/>
+      </w:r>
+      <w:r>
+        <w:rPr>
+          <w:rFonts w:ascii="Arial Narrow" w:hAnsi="Arial Narrow"/>
+          <w:color w:val="auto"/>
+        </w:rPr>
+        <w:t xml:space="preserve"/>
       </w:r>
     </w:p>
     <w:p>
@@ -2485,129 +2485,129 @@
         <w:rPr>
           <w:rFonts w:ascii="Arial Narrow" w:hAnsi="Arial Narrow"/>
         </w:rPr>
-        <w:t>P</w:t>
-      </w:r>
-      <w:r>
-        <w:rPr>
-          <w:rFonts w:ascii="Arial Narrow" w:hAnsi="Arial Narrow"/>
-        </w:rPr>
-        <w:t xml:space="preserve">or escrito </w:t>
-      </w:r>
-      <w:r>
-        <w:rPr>
-          <w:rFonts w:ascii="Arial Narrow" w:hAnsi="Arial Narrow"/>
-        </w:rPr>
-        <w:t xml:space="preserve">del </w:t>
-      </w:r>
-      <w:r>
-        <w:rPr>
-          <w:rFonts w:ascii="Arial Narrow" w:hAnsi="Arial Narrow"/>
-          <w:color w:val="auto"/>
-        </w:rPr>
-        <w:t>7 de agosto de 2025</w:t>
-      </w:r>
-      <w:r>
-        <w:rPr>
-          <w:rFonts w:ascii="Arial Narrow" w:hAnsi="Arial Narrow"/>
-        </w:rPr>
-        <w:t>,</w:t>
-      </w:r>
-      <w:r>
-        <w:rPr>
-          <w:rFonts w:ascii="Arial Narrow" w:hAnsi="Arial Narrow"/>
-        </w:rPr>
-        <w:t xml:space="preserve"> </w:t>
-      </w:r>
-      <w:r>
-        <w:rPr>
-          <w:rFonts w:ascii="Arial Narrow" w:hAnsi="Arial Narrow"/>
-          <w:color w:val="auto"/>
-        </w:rPr>
-        <w:t>Consultores Andinos</w:t>
-      </w:r>
-      <w:r>
-        <w:rPr>
-          <w:rFonts w:ascii="Arial Narrow" w:hAnsi="Arial Narrow"/>
-        </w:rPr>
-        <w:t xml:space="preserve"> </w:t>
-      </w:r>
-      <w:r>
-        <w:rPr>
-          <w:rFonts w:ascii="Arial Narrow" w:hAnsi="Arial Narrow"/>
-        </w:rPr>
-        <w:t>presentó</w:t>
-      </w:r>
-      <w:r>
-        <w:rPr>
-          <w:rFonts w:ascii="Arial Narrow" w:hAnsi="Arial Narrow"/>
-        </w:rPr>
-        <w:t xml:space="preserve"> las declaraciones mensuales (PDT-IGV Renta mensual) del Impuesto General a las Ventas (IGV) e Impuesto a la Renta (IR) completas del ejercicio correspondiente al </w:t>
-      </w:r>
-      <w:r>
-        <w:rPr>
-          <w:rFonts w:ascii="Arial Narrow" w:hAnsi="Arial Narrow"/>
-        </w:rPr>
-        <w:t xml:space="preserve">año </w:t>
-      </w:r>
-      <w:r>
-        <w:rPr>
-          <w:rFonts w:ascii="Arial Narrow" w:hAnsi="Arial Narrow"/>
-        </w:rPr>
-        <w:t>2024</w:t>
-      </w:r>
-      <w:r>
-        <w:rPr>
-          <w:rFonts w:ascii="Arial Narrow" w:hAnsi="Arial Narrow"/>
-        </w:rPr>
-        <w:t>, el cual</w:t>
-      </w:r>
-      <w:r>
-        <w:rPr>
-          <w:rFonts w:ascii="Arial Narrow" w:hAnsi="Arial Narrow"/>
-        </w:rPr>
-        <w:t xml:space="preserve"> contiene información correspondiente</w:t>
-      </w:r>
-      <w:r>
-        <w:rPr>
-          <w:rFonts w:ascii="Arial Narrow" w:hAnsi="Arial Narrow"/>
-        </w:rPr>
-        <w:t xml:space="preserve"> a</w:t>
-      </w:r>
-      <w:r>
-        <w:rPr>
-          <w:rFonts w:ascii="Arial Narrow" w:hAnsi="Arial Narrow"/>
-        </w:rPr>
-        <w:t xml:space="preserve"> PDT-IGV Renta mensual, IGV, e IR</w:t>
-      </w:r>
-      <w:r>
-        <w:rPr>
-          <w:rFonts w:ascii="Arial Narrow" w:hAnsi="Arial Narrow"/>
-        </w:rPr>
-        <w:t>;</w:t>
-      </w:r>
-      <w:r>
-        <w:rPr>
-          <w:rFonts w:ascii="Arial Narrow" w:hAnsi="Arial Narrow"/>
-        </w:rPr>
-        <w:t xml:space="preserve"> por lo que corresponde</w:t>
-      </w:r>
-      <w:r>
-        <w:rPr>
-          <w:rFonts w:ascii="Arial Narrow" w:hAnsi="Arial Narrow"/>
-        </w:rPr>
-        <w:t xml:space="preserve"> que la Secretaría Técnica -por delegación de facultades</w:t>
-      </w:r>
-      <w:r>
-        <w:rPr>
-          <w:rFonts w:ascii="Arial Narrow" w:hAnsi="Arial Narrow"/>
-        </w:rPr>
-        <w:t>- evalúe</w:t>
-      </w:r>
-      <w:r>
-        <w:rPr>
-          <w:rFonts w:ascii="Arial Narrow" w:hAnsi="Arial Narrow"/>
-        </w:rPr>
-        <w:t xml:space="preserve"> su confidencialidad.</w:t>
+        <w:t xml:space="preserve">Por escrito del 7 de agosto de 2025, [APELLIDO] presentó las declaraciones mensuales (PDT-IGV Renta mensual) del Impuesto General a las Ventas (IGV) e Impuesto a la Renta (IR) completas del ejercicio correspondiente al año 2024, el cual contiene información correspondiente a PDT-IGV Renta mensual, IGV, e IR; por lo que corresponde que la Secretaría Técnica -por delegación de facultades- evalúe su confidencialidad.</w:t>
+      </w:r>
+      <w:r>
+        <w:rPr>
+          <w:rFonts w:ascii="Arial Narrow" w:hAnsi="Arial Narrow"/>
+        </w:rPr>
+        <w:t xml:space="preserve"/>
+      </w:r>
+      <w:r>
+        <w:rPr>
+          <w:rFonts w:ascii="Arial Narrow" w:hAnsi="Arial Narrow"/>
+        </w:rPr>
+        <w:t xml:space="preserve"/>
+      </w:r>
+      <w:r>
+        <w:rPr>
+          <w:rFonts w:ascii="Arial Narrow" w:hAnsi="Arial Narrow"/>
+          <w:color w:val="auto"/>
+        </w:rPr>
+        <w:t/>
+      </w:r>
+      <w:r>
+        <w:rPr>
+          <w:rFonts w:ascii="Arial Narrow" w:hAnsi="Arial Narrow"/>
+        </w:rPr>
+        <w:t/>
+      </w:r>
+      <w:r>
+        <w:rPr>
+          <w:rFonts w:ascii="Arial Narrow" w:hAnsi="Arial Narrow"/>
+        </w:rPr>
+        <w:t xml:space="preserve"/>
+      </w:r>
+      <w:r>
+        <w:rPr>
+          <w:rFonts w:ascii="Arial Narrow" w:hAnsi="Arial Narrow"/>
+          <w:color w:val="auto"/>
+        </w:rPr>
+        <w:t/>
+      </w:r>
+      <w:r>
+        <w:rPr>
+          <w:rFonts w:ascii="Arial Narrow" w:hAnsi="Arial Narrow"/>
+        </w:rPr>
+        <w:t xml:space="preserve"/>
+      </w:r>
+      <w:r>
+        <w:rPr>
+          <w:rFonts w:ascii="Arial Narrow" w:hAnsi="Arial Narrow"/>
+        </w:rPr>
+        <w:t/>
+      </w:r>
+      <w:r>
+        <w:rPr>
+          <w:rFonts w:ascii="Arial Narrow" w:hAnsi="Arial Narrow"/>
+        </w:rPr>
+        <w:t xml:space="preserve"/>
+      </w:r>
+      <w:r>
+        <w:rPr>
+          <w:rFonts w:ascii="Arial Narrow" w:hAnsi="Arial Narrow"/>
+        </w:rPr>
+        <w:t xml:space="preserve"/>
+      </w:r>
+      <w:r>
+        <w:rPr>
+          <w:rFonts w:ascii="Arial Narrow" w:hAnsi="Arial Narrow"/>
+        </w:rPr>
+        <w:t/>
+      </w:r>
+      <w:r>
+        <w:rPr>
+          <w:rFonts w:ascii="Arial Narrow" w:hAnsi="Arial Narrow"/>
+        </w:rPr>
+        <w:t/>
+      </w:r>
+      <w:r>
+        <w:rPr>
+          <w:rFonts w:ascii="Arial Narrow" w:hAnsi="Arial Narrow"/>
+        </w:rPr>
+        <w:t xml:space="preserve"/>
+      </w:r>
+      <w:r>
+        <w:rPr>
+          <w:rFonts w:ascii="Arial Narrow" w:hAnsi="Arial Narrow"/>
+        </w:rPr>
+        <w:t xml:space="preserve"/>
+      </w:r>
+      <w:r>
+        <w:rPr>
+          <w:rFonts w:ascii="Arial Narrow" w:hAnsi="Arial Narrow"/>
+        </w:rPr>
+        <w:t xml:space="preserve"/>
+      </w:r>
+      <w:r>
+        <w:rPr>
+          <w:rFonts w:ascii="Arial Narrow" w:hAnsi="Arial Narrow"/>
+        </w:rPr>
+        <w:t/>
+      </w:r>
+      <w:r>
+        <w:rPr>
+          <w:rFonts w:ascii="Arial Narrow" w:hAnsi="Arial Narrow"/>
+        </w:rPr>
+        <w:t xml:space="preserve"/>
+      </w:r>
+      <w:r>
+        <w:rPr>
+          <w:rFonts w:ascii="Arial Narrow" w:hAnsi="Arial Narrow"/>
+        </w:rPr>
+        <w:t xml:space="preserve"/>
+      </w:r>
+      <w:r>
+        <w:rPr>
+          <w:rFonts w:ascii="Arial Narrow" w:hAnsi="Arial Narrow"/>
+        </w:rPr>
+        <w:t/>
+      </w:r>
+      <w:r>
+        <w:rPr>
+          <w:rFonts w:ascii="Arial Narrow" w:hAnsi="Arial Narrow"/>
+        </w:rPr>
+        <w:t xml:space="preserve"/>
       </w:r>
     </w:p>
     <w:p>
@@ -2758,84 +2758,84 @@
           <w:rStyle w:val="normaltextrun"/>
           <w:rFonts w:ascii="Arial Narrow" w:hAnsi="Arial Narrow"/>
         </w:rPr>
-        <w:t xml:space="preserve">En el presente caso, </w:t>
-      </w:r>
-      <w:r>
-        <w:rPr>
-          <w:rFonts w:ascii="Arial Narrow" w:hAnsi="Arial Narrow"/>
-          <w:color w:val="auto"/>
-        </w:rPr>
-        <w:t>Consultores Andinos</w:t>
+        <w:t xml:space="preserve">En el presente caso, [APELLIDO] adjuntó a su escrito del 7 de agosto de 2025, la copia de la constancia de presentación del PDT correspondiente a la Declaración Jurada de Pago Mensual del Impuesto a la Renta de Tercera Categoría; así como, el PDT-IGV-Renta Mensual del ejercicio 2024.</w:t>
+      </w:r>
+      <w:r>
+        <w:rPr>
+          <w:rFonts w:ascii="Arial Narrow" w:hAnsi="Arial Narrow"/>
+          <w:color w:val="auto"/>
+        </w:rPr>
+        <w:t/>
       </w:r>
       <w:r>
         <w:rPr>
           <w:rStyle w:val="normaltextrun"/>
           <w:rFonts w:ascii="Arial Narrow" w:hAnsi="Arial Narrow"/>
         </w:rPr>
-        <w:t xml:space="preserve"> </w:t>
+        <w:t xml:space="preserve"/>
       </w:r>
       <w:r>
         <w:rPr>
           <w:rStyle w:val="normaltextrun"/>
           <w:rFonts w:ascii="Arial Narrow" w:hAnsi="Arial Narrow"/>
         </w:rPr>
-        <w:t>adjuntó a s</w:t>
+        <w:t/>
       </w:r>
       <w:r>
         <w:rPr>
           <w:rStyle w:val="normaltextrun"/>
           <w:rFonts w:ascii="Arial Narrow" w:hAnsi="Arial Narrow"/>
         </w:rPr>
-        <w:t>u</w:t>
+        <w:t/>
       </w:r>
       <w:r>
         <w:rPr>
           <w:rStyle w:val="normaltextrun"/>
           <w:rFonts w:ascii="Arial Narrow" w:hAnsi="Arial Narrow"/>
         </w:rPr>
-        <w:t xml:space="preserve"> escrito</w:t>
+        <w:t xml:space="preserve"/>
       </w:r>
       <w:r>
         <w:rPr>
           <w:rStyle w:val="normaltextrun"/>
           <w:rFonts w:ascii="Arial Narrow" w:hAnsi="Arial Narrow"/>
         </w:rPr>
-        <w:t xml:space="preserve"> </w:t>
+        <w:t xml:space="preserve"/>
       </w:r>
       <w:r>
         <w:rPr>
           <w:rStyle w:val="normaltextrun"/>
           <w:rFonts w:ascii="Arial Narrow" w:hAnsi="Arial Narrow"/>
         </w:rPr>
-        <w:t xml:space="preserve">del </w:t>
-      </w:r>
-      <w:r>
-        <w:rPr>
-          <w:rFonts w:ascii="Arial Narrow" w:hAnsi="Arial Narrow"/>
-          <w:color w:val="auto"/>
-        </w:rPr>
-        <w:t>7 de agosto de 2025</w:t>
+        <w:t xml:space="preserve"/>
+      </w:r>
+      <w:r>
+        <w:rPr>
+          <w:rFonts w:ascii="Arial Narrow" w:hAnsi="Arial Narrow"/>
+          <w:color w:val="auto"/>
+        </w:rPr>
+        <w:t/>
       </w:r>
       <w:r>
         <w:rPr>
           <w:rStyle w:val="normaltextrun"/>
           <w:rFonts w:ascii="Arial Narrow" w:hAnsi="Arial Narrow"/>
         </w:rPr>
-        <w:t xml:space="preserve">, la copia de la constancia de presentación del PDT correspondiente a la Declaración Jurada de Pago Mensual del Impuesto a la Renta de Tercera Categoría; así como, el PDT-IGV-Renta Mensual del ejercicio </w:t>
+        <w:t xml:space="preserve"/>
       </w:r>
       <w:r>
         <w:rPr>
           <w:rStyle w:val="normaltextrun"/>
           <w:rFonts w:ascii="Arial Narrow" w:hAnsi="Arial Narrow"/>
         </w:rPr>
-        <w:t>2024</w:t>
+        <w:t/>
       </w:r>
       <w:r>
         <w:rPr>
           <w:rStyle w:val="normaltextrun"/>
           <w:rFonts w:ascii="Arial Narrow" w:hAnsi="Arial Narrow"/>
         </w:rPr>
-        <w:t>.</w:t>
+        <w:t/>
       </w:r>
     </w:p>
     <w:p>
@@ -3221,42 +3221,42 @@
           <w:bCs/>
           <w:color w:val="auto"/>
         </w:rPr>
-        <w:t xml:space="preserve">PRIMERO: </w:t>
-      </w:r>
-      <w:r>
-        <w:rPr>
-          <w:rFonts w:ascii="Arial Narrow" w:hAnsi="Arial Narrow"/>
-          <w:color w:val="auto"/>
-        </w:rPr>
-        <w:t>calificar</w:t>
-      </w:r>
-      <w:r>
-        <w:rPr>
-          <w:rFonts w:ascii="Arial Narrow" w:hAnsi="Arial Narrow"/>
-          <w:color w:val="auto"/>
-        </w:rPr>
-        <w:t>, de oficio,</w:t>
-      </w:r>
-      <w:r>
-        <w:rPr>
-          <w:rFonts w:ascii="Arial Narrow" w:hAnsi="Arial Narrow"/>
-          <w:color w:val="auto"/>
-        </w:rPr>
-        <w:t xml:space="preserve"> como confidencial la información </w:t>
-      </w:r>
-      <w:r>
-        <w:rPr>
-          <w:rFonts w:ascii="Arial Narrow" w:hAnsi="Arial Narrow"/>
-          <w:color w:val="auto"/>
-        </w:rPr>
-        <w:t>presentada por</w:t>
-      </w:r>
-      <w:r>
-        <w:rPr>
-          <w:rFonts w:ascii="Arial Narrow" w:hAnsi="Arial Narrow"/>
-          <w:color w:val="auto"/>
-        </w:rPr>
-        <w:t xml:space="preserve"> </w:t>
+        <w:t xml:space="preserve">PRIMERO: calificar, de oficio, como confidencial la información presentada por [DENUNCIANTE] la cual que obra en el documento  2 denominado “20252844890038790900051672372025284489” de la pieza  4 presentada mediante el escrito del 7 de agosto de 2025 del expediente, referida a las declaraciones mensuales (PDT-IGV Renta mensual) del Impuesto General a las Ventas (IGV) e Impuesto a la Renta (IR) completas del ejercicio correspondiente al año 2024; precisándose que la confidencialidad declarada deberá mantenerse permanentemente.</w:t>
+      </w:r>
+      <w:r>
+        <w:rPr>
+          <w:rFonts w:ascii="Arial Narrow" w:hAnsi="Arial Narrow"/>
+          <w:color w:val="auto"/>
+        </w:rPr>
+        <w:t/>
+      </w:r>
+      <w:r>
+        <w:rPr>
+          <w:rFonts w:ascii="Arial Narrow" w:hAnsi="Arial Narrow"/>
+          <w:color w:val="auto"/>
+        </w:rPr>
+        <w:t/>
+      </w:r>
+      <w:r>
+        <w:rPr>
+          <w:rFonts w:ascii="Arial Narrow" w:hAnsi="Arial Narrow"/>
+          <w:color w:val="auto"/>
+        </w:rPr>
+        <w:t xml:space="preserve"/>
+      </w:r>
+      <w:r>
+        <w:rPr>
+          <w:rFonts w:ascii="Arial Narrow" w:hAnsi="Arial Narrow"/>
+          <w:color w:val="auto"/>
+        </w:rPr>
+        <w:t/>
+      </w:r>
+      <w:r>
+        <w:rPr>
+          <w:rFonts w:ascii="Arial Narrow" w:hAnsi="Arial Narrow"/>
+          <w:color w:val="auto"/>
+        </w:rPr>
+        <w:t xml:space="preserve"/>
       </w:r>
       <w:r>
         <w:rPr>
@@ -3264,7 +3264,7 @@
           <w:bCs/>
           <w:color w:val="auto"/>
         </w:rPr>
-        <w:t xml:space="preserve">Servicio </w:t>
+        <w:t xml:space="preserve"/>
       </w:r>
       <w:r>
         <w:rPr>
@@ -3272,7 +3272,7 @@
           <w:bCs/>
           <w:color w:val="auto"/>
         </w:rPr>
-        <w:t>d</w:t>
+        <w:t/>
       </w:r>
       <w:r>
         <w:rPr>
@@ -3280,28 +3280,28 @@
           <w:bCs/>
           <w:color w:val="auto"/>
         </w:rPr>
-        <w:t xml:space="preserve">e Consultores Andinos S.A. </w:t>
-      </w:r>
-      <w:r>
-        <w:rPr>
-          <w:rFonts w:ascii="Arial Narrow" w:hAnsi="Arial Narrow"/>
-          <w:color w:val="auto"/>
-        </w:rPr>
-        <w:t xml:space="preserve">la cual </w:t>
+        <w:t xml:space="preserve"/>
+      </w:r>
+      <w:r>
+        <w:rPr>
+          <w:rFonts w:ascii="Arial Narrow" w:hAnsi="Arial Narrow"/>
+          <w:color w:val="auto"/>
+        </w:rPr>
+        <w:t xml:space="preserve"/>
       </w:r>
       <w:r>
         <w:rPr>
           <w:rFonts w:ascii="Arial Narrow" w:eastAsia="Times New Roman" w:hAnsi="Arial Narrow"/>
           <w:color w:val="000000" w:themeColor="text1"/>
         </w:rPr>
-        <w:t xml:space="preserve">que </w:t>
+        <w:t xml:space="preserve"/>
       </w:r>
       <w:bookmarkStart w:id="3" w:name="_Hlk205548085"/>
       <w:r>
         <w:rPr>
           <w:rFonts w:ascii="Arial Narrow" w:hAnsi="Arial Narrow"/>
         </w:rPr>
-        <w:t xml:space="preserve">obra en el </w:t>
+        <w:t xml:space="preserve"/>
       </w:r>
       <w:r>
         <w:rPr>
@@ -3309,7 +3309,7 @@
           <w:b/>
           <w:bCs/>
         </w:rPr>
-        <w:t xml:space="preserve">documento </w:t>
+        <w:t xml:space="preserve"/>
       </w:r>
       <w:proofErr w:type="spellStart"/>
       <w:r>
@@ -3327,7 +3327,7 @@
           <w:b/>
           <w:bCs/>
         </w:rPr>
-        <w:t xml:space="preserve"> 2 denominado “20252844890038790900051672372025284489” de la pieza </w:t>
+        <w:t xml:space="preserve"/>
       </w:r>
       <w:proofErr w:type="spellStart"/>
       <w:r>
@@ -3345,13 +3345,13 @@
           <w:b/>
           <w:bCs/>
         </w:rPr>
-        <w:t xml:space="preserve"> 4 </w:t>
-      </w:r>
-      <w:r>
-        <w:rPr>
-          <w:rFonts w:ascii="Arial Narrow" w:hAnsi="Arial Narrow"/>
-        </w:rPr>
-        <w:t>presentada mediante el escrito del 7 de agosto de 2025 del expediente</w:t>
+        <w:t xml:space="preserve"/>
+      </w:r>
+      <w:r>
+        <w:rPr>
+          <w:rFonts w:ascii="Arial Narrow" w:hAnsi="Arial Narrow"/>
+        </w:rPr>
+        <w:t/>
       </w:r>
       <w:bookmarkEnd w:id="3"/>
       <w:r>
@@ -3359,14 +3359,14 @@
           <w:rFonts w:ascii="Arial Narrow" w:hAnsi="Arial Narrow"/>
           <w:color w:val="auto"/>
         </w:rPr>
-        <w:t>, referida a</w:t>
-      </w:r>
-      <w:r>
-        <w:rPr>
-          <w:rFonts w:ascii="Arial Narrow" w:hAnsi="Arial Narrow"/>
-          <w:color w:val="auto"/>
-        </w:rPr>
-        <w:t xml:space="preserve"> las declaraciones mensuales (PDT-IGV Renta mensual) del Impuesto General a las Ventas (IGV) e Impuesto a la Renta (IR) completas del ejercicio correspondiente al año </w:t>
+        <w:t/>
+      </w:r>
+      <w:r>
+        <w:rPr>
+          <w:rFonts w:ascii="Arial Narrow" w:hAnsi="Arial Narrow"/>
+          <w:color w:val="auto"/>
+        </w:rPr>
+        <w:t xml:space="preserve"/>
       </w:r>
       <w:r>
         <w:rPr>
@@ -3374,21 +3374,21 @@
           <w:color w:val="auto"/>
           <w:u w:val="single"/>
         </w:rPr>
-        <w:t>2024</w:t>
-      </w:r>
-      <w:r>
-        <w:rPr>
-          <w:rFonts w:ascii="Arial Narrow" w:hAnsi="Arial Narrow"/>
-          <w:color w:val="auto"/>
-        </w:rPr>
-        <w:t>;</w:t>
-      </w:r>
-      <w:r>
-        <w:rPr>
-          <w:rFonts w:ascii="Arial Narrow" w:hAnsi="Arial Narrow"/>
-          <w:color w:val="auto"/>
-        </w:rPr>
-        <w:t xml:space="preserve"> precisándose que la confidencialidad declarada deberá mantenerse permanentemente.</w:t>
+        <w:t/>
+      </w:r>
+      <w:r>
+        <w:rPr>
+          <w:rFonts w:ascii="Arial Narrow" w:hAnsi="Arial Narrow"/>
+          <w:color w:val="auto"/>
+        </w:rPr>
+        <w:t/>
+      </w:r>
+      <w:r>
+        <w:rPr>
+          <w:rFonts w:ascii="Arial Narrow" w:hAnsi="Arial Narrow"/>
+          <w:color w:val="auto"/>
+        </w:rPr>
+        <w:t xml:space="preserve"/>
       </w:r>
     </w:p>
     <w:p>

--- a/plantillas_maestras/01_seguro_vehicular/negativa_cobertura/2_o_mas_ddos_varios/varon/TPL_1508_2025_SEGURO_VEHICULAR_NEGATIVA_COBERTURA_ASEGURADORA_VARON_R237.docx
+++ b/plantillas_maestras/01_seguro_vehicular/negativa_cobertura/2_o_mas_ddos_varios/varon/TPL_1508_2025_SEGURO_VEHICULAR_NEGATIVA_COBERTURA_ASEGURADORA_VARON_R237.docx
@@ -571,7 +571,7 @@
           <w:rFonts w:ascii="Arial Narrow" w:hAnsi="Arial Narrow"/>
           <w:color w:val="auto"/>
         </w:rPr>
-        <w:t xml:space="preserve">Mediante escrito del 27 de junio de 2025, subsanado con el escrito del 7 de agosto de 2025 y complementado con el escrito del 7 de agosto de 2025, presentado por el señor [APELLIDO] Velasco Velásquez, en representación [APELLIDO] , denunció a La Positiva por presuntas infracciones a la Ley  29571, Código de Protección y Defensa del Consumidor (en adelante, Código), señalando lo siguiente: </w:t>
+        <w:t xml:space="preserve">Mediante escrito del 27 de junio de 2025, subsanado con el escrito del 7 de agosto de 2025 y complementado con el escrito del 7 de agosto de 2025, presentado por el señor [APELLIDO] , en representación [APELLIDO] , denunció a La Positiva por presuntas infracciones a la Ley 29571, Código de Protección y Defensa del Consumidor (en adelante, Código), señalando lo siguiente: </w:t>
       </w:r>
       <w:r>
         <w:rPr>
@@ -1740,7 +1740,7 @@
         <w:rPr>
           <w:rFonts w:ascii="Arial Narrow" w:hAnsi="Arial Narrow"/>
         </w:rPr>
-        <w:t xml:space="preserve">El 19 de julio de 2023, el Pleno de la Comisión de Protección al Consumidor  1 (en adelante, Comisión) acordó delegar a la Secretaría Técnica de la Comisión de Protección al Consumidor  1 (en adelante, la Secretaría Técnica) la facultad de calificar y declarar la confidencialidad de la información solicitada a pedido de parte o de oficio, en el marco de la tramitación de los procedimientos de protección al consumidor, en primera y segunda instancia administrativa. En ese sentido, corresponde emitir un pronunciamiento respecto a la confidencialidad de la documentación presentada por [APELLIDO] . </w:t>
+        <w:t xml:space="preserve">El 19 de julio de 2023, el Pleno de la Comisión de Protección al Consumidor 1 (en adelante, Comisión) acordó delegar a la Secretaría Técnica de la Comisión de Protección al Consumidor 1 (en adelante, la Secretaría Técnica) la facultad de calificar y declarar la confidencialidad de la información solicitada a pedido de parte o de oficio, en el marco de la tramitación de los procedimientos de protección al consumidor, en primera y segunda instancia administrativa. En ese sentido, corresponde emitir un pronunciamiento respecto a la confidencialidad de la documentación presentada por [APELLIDO] . </w:t>
       </w:r>
       <w:r>
         <w:rPr>
@@ -3221,7 +3221,7 @@
           <w:bCs/>
           <w:color w:val="auto"/>
         </w:rPr>
-        <w:t xml:space="preserve">PRIMERO: calificar, de oficio, como confidencial la información presentada por [DENUNCIANTE] la cual que obra en el documento  2 denominado “20252844890038790900051672372025284489” de la pieza  4 presentada mediante el escrito del 7 de agosto de 2025 del expediente, referida a las declaraciones mensuales (PDT-IGV Renta mensual) del Impuesto General a las Ventas (IGV) e Impuesto a la Renta (IR) completas del ejercicio correspondiente al año 2024; precisándose que la confidencialidad declarada deberá mantenerse permanentemente.</w:t>
+        <w:t xml:space="preserve">PRIMERO: calificar, de oficio, como confidencial la información presentada por [DENUNCIANTE] la cual que obra en el documento 2 denominado “20252844890038790900051672372025284489” de la pieza 4 presentada mediante el escrito del 7 de agosto de 2025 del expediente, referida a las declaraciones mensuales (PDT-IGV Renta mensual) del Impuesto General a las Ventas (IGV) e Impuesto a la Renta (IR) completas del ejercicio correspondiente al año 2024; precisándose que la confidencialidad declarada deberá mantenerse permanentemente.</w:t>
       </w:r>
       <w:r>
         <w:rPr>
